--- a/lessons/6-11-catchup/homework.docx
+++ b/lessons/6-11-catchup/homework.docx
@@ -12,7 +12,7 @@
           <w:b/>
           <w:bCs/>
         </w:rPr>
-        <w:t xml:space="preserve">2.4–2.5 Catch-Up — Homework</w:t>
+        <w:t xml:space="preserve">6.10 · 6.11 Catch-Up — Homework</w:t>
       </w:r>
     </w:p>
     <w:p>
@@ -80,7 +80,7 @@
         <w:spacing w:after="60" w:before="0"/>
       </w:pPr>
       <w:r>
-        <w:t xml:space="preserve">Content: I can show I am caught up on Lessons 2.4–2.5 by using each lesson's big idea in mixed practice.</w:t>
+        <w:t xml:space="preserve">Content: I can show I am caught up on Lessons 6.10 · 6.11 by using each lesson's big idea in mixed practice.</w:t>
       </w:r>
     </w:p>
     <w:p>
@@ -88,7 +88,7 @@
         <w:spacing w:after="60" w:before="0"/>
       </w:pPr>
       <w:r>
-        <w:t xml:space="preserve">Language: I can explain which lesson's big idea I used and how, using key vocabulary from Lessons 2.4–2.5.</w:t>
+        <w:t xml:space="preserve">Language: I can explain which lesson's big idea I used and how, using key vocabulary from Lessons 6.10 · 6.11.</w:t>
       </w:r>
     </w:p>
     <w:p>
@@ -287,10 +287,10 @@
           <w:b/>
           <w:bCs/>
         </w:rPr>
-        <w:t xml:space="preserve">Fraction Division Problem Solving (Resolución de problemas de división de fracciones)</w:t>
-      </w:r>
-      <w:r>
-        <w:t xml:space="preserve"> — Use fraction division to find an unknown number of groups or the size of each group.</w:t>
+        <w:t xml:space="preserve">Improper Fraction (Fracción impropia)</w:t>
+      </w:r>
+      <w:r>
+        <w:t xml:space="preserve"> — A fraction where the top is bigger than or equal to the bottom, like 7/4.</w:t>
       </w:r>
     </w:p>
     <w:p>
@@ -350,10 +350,10 @@
           <w:b/>
           <w:bCs/>
         </w:rPr>
-        <w:t xml:space="preserve">Model (Modelo)</w:t>
-      </w:r>
-      <w:r>
-        <w:t xml:space="preserve"> — A picture or math way to show a problem so you can solve it.</w:t>
+        <w:t xml:space="preserve">Convert (Convertir)</w:t>
+      </w:r>
+      <w:r>
+        <w:t xml:space="preserve"> — To change a number to a new form but keep the same value.</w:t>
       </w:r>
     </w:p>
     <w:p>
@@ -413,10 +413,10 @@
           <w:b/>
           <w:bCs/>
         </w:rPr>
-        <w:t xml:space="preserve">Improper Fraction (Fracción impropia)</w:t>
-      </w:r>
-      <w:r>
-        <w:t xml:space="preserve"> — A fraction where the top is bigger than or equal to the bottom, like 7/4.</w:t>
+        <w:t xml:space="preserve">Simplify (Simplificar)</w:t>
+      </w:r>
+      <w:r>
+        <w:t xml:space="preserve"> — To write a fraction with smaller numbers that names the same amount, like 2/4 = 1/2.</w:t>
       </w:r>
     </w:p>
     <w:p>
@@ -476,6 +476,195 @@
           <w:b/>
           <w:bCs/>
         </w:rPr>
+        <w:t xml:space="preserve">Reciprocal (Recíproco)</w:t>
+      </w:r>
+      <w:r>
+        <w:t xml:space="preserve"> — A fraction turned upside down. You use it in keep-change-flip.</w:t>
+      </w:r>
+    </w:p>
+    <w:p>
+      <w:pPr>
+        <w:keepNext/>
+        <w:spacing w:after="20" w:before="80"/>
+        <w:jc w:val="center"/>
+      </w:pPr>
+      <w:r>
+        <w:drawing>
+          <wp:inline distT="0" distB="0" distL="0" distR="0">
+            <wp:extent cx="1047750" cy="790575"/>
+            <wp:effectExtent t="0" r="0" b="0" l="0"/>
+            <wp:docPr id="1" name="" descr="" title=""/>
+            <wp:cNvGraphicFramePr>
+              <a:graphicFrameLocks xmlns:a="http://schemas.openxmlformats.org/drawingml/2006/main" noChangeAspect="1"/>
+            </wp:cNvGraphicFramePr>
+            <a:graphic xmlns:a="http://schemas.openxmlformats.org/drawingml/2006/main">
+              <a:graphicData uri="http://schemas.openxmlformats.org/drawingml/2006/picture">
+                <pic:pic xmlns:pic="http://schemas.openxmlformats.org/drawingml/2006/picture">
+                  <pic:nvPicPr>
+                    <pic:cNvPr id="0" name="" descr=""/>
+                    <pic:cNvPicPr>
+                      <a:picLocks noChangeAspect="1" noChangeArrowheads="1"/>
+                    </pic:cNvPicPr>
+                  </pic:nvPicPr>
+                  <pic:blipFill>
+                    <a:blip r:embed="rId13" cstate="none"/>
+                    <a:srcRect/>
+                    <a:stretch>
+                      <a:fillRect/>
+                    </a:stretch>
+                  </pic:blipFill>
+                  <pic:spPr bwMode="auto">
+                    <a:xfrm>
+                      <a:off x="0" y="0"/>
+                      <a:ext cx="1047750" cy="790575"/>
+                    </a:xfrm>
+                    <a:prstGeom prst="rect">
+                      <a:avLst/>
+                    </a:prstGeom>
+                  </pic:spPr>
+                </pic:pic>
+              </a:graphicData>
+            </a:graphic>
+          </wp:inline>
+        </w:drawing>
+      </w:r>
+    </w:p>
+    <w:p>
+      <w:pPr>
+        <w:keepNext/>
+        <w:spacing w:after="120"/>
+      </w:pPr>
+      <w:r>
+        <w:rPr>
+          <w:b/>
+          <w:bCs/>
+        </w:rPr>
+        <w:t xml:space="preserve">Fraction Division Problem Solving (Resolución de problemas de división de fracciones)</w:t>
+      </w:r>
+      <w:r>
+        <w:t xml:space="preserve"> — Use fraction division to find an unknown number of groups or the size of each group.</w:t>
+      </w:r>
+    </w:p>
+    <w:p>
+      <w:pPr>
+        <w:keepNext/>
+        <w:spacing w:after="20" w:before="80"/>
+        <w:jc w:val="center"/>
+      </w:pPr>
+      <w:r>
+        <w:drawing>
+          <wp:inline distT="0" distB="0" distL="0" distR="0">
+            <wp:extent cx="1047750" cy="790575"/>
+            <wp:effectExtent t="0" r="0" b="0" l="0"/>
+            <wp:docPr id="1" name="" descr="" title=""/>
+            <wp:cNvGraphicFramePr>
+              <a:graphicFrameLocks xmlns:a="http://schemas.openxmlformats.org/drawingml/2006/main" noChangeAspect="1"/>
+            </wp:cNvGraphicFramePr>
+            <a:graphic xmlns:a="http://schemas.openxmlformats.org/drawingml/2006/main">
+              <a:graphicData uri="http://schemas.openxmlformats.org/drawingml/2006/picture">
+                <pic:pic xmlns:pic="http://schemas.openxmlformats.org/drawingml/2006/picture">
+                  <pic:nvPicPr>
+                    <pic:cNvPr id="0" name="" descr=""/>
+                    <pic:cNvPicPr>
+                      <a:picLocks noChangeAspect="1" noChangeArrowheads="1"/>
+                    </pic:cNvPicPr>
+                  </pic:nvPicPr>
+                  <pic:blipFill>
+                    <a:blip r:embed="rId14" cstate="none"/>
+                    <a:srcRect/>
+                    <a:stretch>
+                      <a:fillRect/>
+                    </a:stretch>
+                  </pic:blipFill>
+                  <pic:spPr bwMode="auto">
+                    <a:xfrm>
+                      <a:off x="0" y="0"/>
+                      <a:ext cx="1047750" cy="790575"/>
+                    </a:xfrm>
+                    <a:prstGeom prst="rect">
+                      <a:avLst/>
+                    </a:prstGeom>
+                  </pic:spPr>
+                </pic:pic>
+              </a:graphicData>
+            </a:graphic>
+          </wp:inline>
+        </w:drawing>
+      </w:r>
+    </w:p>
+    <w:p>
+      <w:pPr>
+        <w:keepNext/>
+        <w:spacing w:after="120"/>
+      </w:pPr>
+      <w:r>
+        <w:rPr>
+          <w:b/>
+          <w:bCs/>
+        </w:rPr>
+        <w:t xml:space="preserve">Model (Modelo)</w:t>
+      </w:r>
+      <w:r>
+        <w:t xml:space="preserve"> — A picture or math way to show a problem so you can solve it.</w:t>
+      </w:r>
+    </w:p>
+    <w:p>
+      <w:pPr>
+        <w:keepNext/>
+        <w:spacing w:after="20" w:before="80"/>
+        <w:jc w:val="center"/>
+      </w:pPr>
+      <w:r>
+        <w:drawing>
+          <wp:inline distT="0" distB="0" distL="0" distR="0">
+            <wp:extent cx="1047750" cy="790575"/>
+            <wp:effectExtent t="0" r="0" b="0" l="0"/>
+            <wp:docPr id="1" name="" descr="" title=""/>
+            <wp:cNvGraphicFramePr>
+              <a:graphicFrameLocks xmlns:a="http://schemas.openxmlformats.org/drawingml/2006/main" noChangeAspect="1"/>
+            </wp:cNvGraphicFramePr>
+            <a:graphic xmlns:a="http://schemas.openxmlformats.org/drawingml/2006/main">
+              <a:graphicData uri="http://schemas.openxmlformats.org/drawingml/2006/picture">
+                <pic:pic xmlns:pic="http://schemas.openxmlformats.org/drawingml/2006/picture">
+                  <pic:nvPicPr>
+                    <pic:cNvPr id="0" name="" descr=""/>
+                    <pic:cNvPicPr>
+                      <a:picLocks noChangeAspect="1" noChangeArrowheads="1"/>
+                    </pic:cNvPicPr>
+                  </pic:nvPicPr>
+                  <pic:blipFill>
+                    <a:blip r:embed="rId15" cstate="none"/>
+                    <a:srcRect/>
+                    <a:stretch>
+                      <a:fillRect/>
+                    </a:stretch>
+                  </pic:blipFill>
+                  <pic:spPr bwMode="auto">
+                    <a:xfrm>
+                      <a:off x="0" y="0"/>
+                      <a:ext cx="1047750" cy="790575"/>
+                    </a:xfrm>
+                    <a:prstGeom prst="rect">
+                      <a:avLst/>
+                    </a:prstGeom>
+                  </pic:spPr>
+                </pic:pic>
+              </a:graphicData>
+            </a:graphic>
+          </wp:inline>
+        </w:drawing>
+      </w:r>
+    </w:p>
+    <w:p>
+      <w:pPr>
+        <w:keepNext/>
+        <w:spacing w:after="120"/>
+      </w:pPr>
+      <w:r>
+        <w:rPr>
+          <w:b/>
+          <w:bCs/>
+        </w:rPr>
         <w:t xml:space="preserve">Equation (Ecuación)</w:t>
       </w:r>
       <w:r>
@@ -516,7 +705,7 @@
           <w:b/>
           <w:bCs/>
         </w:rPr>
-        <w:t xml:space="preserve">1. (Lesson 2.4) What is 1 1/2 ÷ 3/4?</w:t>
+        <w:t xml:space="preserve">1. (Lesson 6.10) What is 1 1/2 ÷ 3/4?</w:t>
       </w:r>
     </w:p>
     <w:p>
@@ -571,7 +760,7 @@
           <w:b/>
           <w:bCs/>
         </w:rPr>
-        <w:t xml:space="preserve">2. (Lesson 2.4) Convert 3 2/5 to an improper fraction.</w:t>
+        <w:t xml:space="preserve">2. (Lesson 6.10) Convert 3 2/5 to an improper fraction.</w:t>
       </w:r>
     </w:p>
     <w:p>
@@ -626,7 +815,7 @@
           <w:b/>
           <w:bCs/>
         </w:rPr>
-        <w:t xml:space="preserve">3. (Lesson 2.4) A baker has 2 1/4 cups of butter. Each batch of cookies needs 3/4 cup of butter. How many batches can the baker make?</w:t>
+        <w:t xml:space="preserve">3. (Lesson 6.10) A baker has 2 1/4 cups of butter. Each batch of cookies needs 3/4 cup of butter. How many batches can the baker make?</w:t>
       </w:r>
     </w:p>
     <w:p>
@@ -681,7 +870,7 @@
           <w:b/>
           <w:bCs/>
         </w:rPr>
-        <w:t xml:space="preserve">4. (Lesson 2.4) Spot the Common Mistake</w:t>
+        <w:t xml:space="preserve">4. (Lesson 6.10) Spot the Common Mistake</w:t>
       </w:r>
     </w:p>
     <w:p>
@@ -770,7 +959,7 @@
           <w:b/>
           <w:bCs/>
         </w:rPr>
-        <w:t xml:space="preserve">5. (Lesson 2.5) Marcus solved 2/3 ÷ 1/4 and got 8/3 = 2 2/3. He says 'That can't be right because I started with less than 1.' Is Marcus's math correct? Is his reasoning correct?</w:t>
+        <w:t xml:space="preserve">5. (Lesson 6.11) Marcus solved 2/3 ÷ 1/4 and got 8/3 = 2 2/3. He says 'That can't be right because I started with less than 1.' Is Marcus's math correct? Is his reasoning correct?</w:t>
       </w:r>
     </w:p>
     <w:p>
@@ -825,7 +1014,7 @@
           <w:b/>
           <w:bCs/>
         </w:rPr>
-        <w:t xml:space="preserve">6. (Lesson 2.5) Spot the Common Mistake</w:t>
+        <w:t xml:space="preserve">6. (Lesson 6.11) Spot the Common Mistake</w:t>
       </w:r>
     </w:p>
     <w:p>
@@ -914,7 +1103,7 @@
           <w:b/>
           <w:bCs/>
         </w:rPr>
-        <w:t xml:space="preserve">7. (Lesson 2.4) Mission 1: The stakeout shift is 4 1/2 hours long. Each agent covers a 1 1/2-hour watch. How many agent watches fill one shift?</w:t>
+        <w:t xml:space="preserve">7. (Lesson 6.10) Mission 1: The stakeout shift is 4 1/2 hours long. Each agent covers a 1 1/2-hour watch. How many agent watches fill one shift?</w:t>
       </w:r>
     </w:p>
     <w:p>
@@ -969,7 +1158,7 @@
           <w:b/>
           <w:bCs/>
         </w:rPr>
-        <w:t xml:space="preserve">8. (Lesson 2.5) Room 1 — Evidence Locker: Agent Torres has 7/8 pound of casting clay to lift footprints. Each cast uses 1/8 pound. How many casts can she make to unlock the door?</w:t>
+        <w:t xml:space="preserve">8. (Lesson 6.11) Room 1 — Evidence Locker: Agent Torres has 7/8 pound of casting clay to lift footprints. Each cast uses 1/8 pound. How many casts can she make to unlock the door?</w:t>
       </w:r>
     </w:p>
     <w:p>
@@ -1138,7 +1327,7 @@
           <w:b/>
           <w:bCs/>
         </w:rPr>
-        <w:t xml:space="preserve">4. (Lesson 2.4) Spot the Common Mistake</w:t>
+        <w:t xml:space="preserve">4. (Lesson 6.10) Spot the Common Mistake</w:t>
       </w:r>
     </w:p>
     <w:p>
@@ -1206,7 +1395,7 @@
           <w:b/>
           <w:bCs/>
         </w:rPr>
-        <w:t xml:space="preserve">6. (Lesson 2.5) Spot the Common Mistake</w:t>
+        <w:t xml:space="preserve">6. (Lesson 6.11) Spot the Common Mistake</w:t>
       </w:r>
     </w:p>
     <w:p>
